--- a/backend/static/UK_Tax_Basics_Freelancers.docx
+++ b/backend/static/UK_Tax_Basics_Freelancers.docx
@@ -202,7 +202,7 @@
       </w:r>
       <w:r>
         <w:rPr>
-          <w:color w:val="2A2A33"/>
+          <w:color w:val="141418"/>
           <w:sz w:val="26"/>
         </w:rPr>
         <w:t>Introduction — Why Tax Matters Before You Think It Does</w:t>
@@ -222,7 +222,7 @@
       </w:r>
       <w:r>
         <w:rPr>
-          <w:color w:val="2A2A33"/>
+          <w:color w:val="141418"/>
           <w:sz w:val="26"/>
         </w:rPr>
         <w:t>The £1,000 Trading Allowance</w:t>
@@ -242,7 +242,7 @@
       </w:r>
       <w:r>
         <w:rPr>
-          <w:color w:val="2A2A33"/>
+          <w:color w:val="141418"/>
           <w:sz w:val="26"/>
         </w:rPr>
         <w:t>When Do I Need to Register for Self Assessment?</w:t>
@@ -262,7 +262,7 @@
       </w:r>
       <w:r>
         <w:rPr>
-          <w:color w:val="2A2A33"/>
+          <w:color w:val="141418"/>
           <w:sz w:val="26"/>
         </w:rPr>
         <w:t>National Insurance Contributions Explained</w:t>
@@ -282,7 +282,7 @@
       </w:r>
       <w:r>
         <w:rPr>
-          <w:color w:val="2A2A33"/>
+          <w:color w:val="141418"/>
           <w:sz w:val="26"/>
         </w:rPr>
         <w:t>Allowable Expenses You Can Claim</w:t>
@@ -302,7 +302,7 @@
       </w:r>
       <w:r>
         <w:rPr>
-          <w:color w:val="2A2A33"/>
+          <w:color w:val="141418"/>
           <w:sz w:val="26"/>
         </w:rPr>
         <w:t>Record-Keeping: What HMRC Actually Wants</w:t>
@@ -322,7 +322,7 @@
       </w:r>
       <w:r>
         <w:rPr>
-          <w:color w:val="2A2A33"/>
+          <w:color w:val="141418"/>
           <w:sz w:val="26"/>
         </w:rPr>
         <w:t>Key Dates and Deadlines</w:t>
@@ -342,7 +342,7 @@
       </w:r>
       <w:r>
         <w:rPr>
-          <w:color w:val="2A2A33"/>
+          <w:color w:val="141418"/>
           <w:sz w:val="26"/>
         </w:rPr>
         <w:t>Payments on Account — The January Surprise</w:t>
@@ -362,7 +362,7 @@
       </w:r>
       <w:r>
         <w:rPr>
-          <w:color w:val="2A2A33"/>
+          <w:color w:val="141418"/>
           <w:sz w:val="26"/>
         </w:rPr>
         <w:t>When to Hire an Accountant</w:t>
@@ -382,7 +382,7 @@
       </w:r>
       <w:r>
         <w:rPr>
-          <w:color w:val="2A2A33"/>
+          <w:color w:val="141418"/>
           <w:sz w:val="26"/>
         </w:rPr>
         <w:t>Key Takeaways and Your Action Plan</w:t>
@@ -464,9 +464,9 @@
       <w:r>
         <w:rPr>
           <w:rFonts w:ascii="Montserrat" w:hAnsi="Montserrat" w:cs="Montserrat" w:eastAsia="Montserrat"/>
-          <w:b w:val="0"/>
+          <w:b/>
           <w:i w:val="0"/>
-          <w:color w:val="2A2A33"/>
+          <w:color w:val="141418"/>
           <w:sz w:val="22"/>
         </w:rPr>
         <w:t>If you're earning anything outside PAYE — freelance gigs, Etsy sales, a YouTube channel, survey income, crypto, eBay reselling — you are potentially trading as a self-employed person in the eyes of HMRC. The threshold is lower than most people realise, and the penalties for ignoring it are harsh.</w:t>
@@ -479,9 +479,9 @@
       <w:r>
         <w:rPr>
           <w:rFonts w:ascii="Montserrat" w:hAnsi="Montserrat" w:cs="Montserrat" w:eastAsia="Montserrat"/>
-          <w:b w:val="0"/>
+          <w:b/>
           <w:i w:val="0"/>
-          <w:color w:val="2A2A33"/>
+          <w:color w:val="141418"/>
           <w:sz w:val="22"/>
         </w:rPr>
         <w:t>The good news: the UK tax system for small earners is actually relatively friendly. You get a tax-free trading allowance, generous expense deductions, and simple online filing. The bad news: HMRC is increasingly using data-matching (eBay, Airbnb, PayPal, Upwork all now report to HMRC) to find people who aren't declaring.</w:t>
@@ -526,7 +526,8 @@
             <w:r>
               <w:rPr>
                 <w:rFonts w:ascii="Montserrat" w:hAnsi="Montserrat" w:cs="Montserrat" w:eastAsia="Montserrat"/>
-                <w:color w:val="2A2A33"/>
+                <w:b/>
+                <w:color w:val="141418"/>
                 <w:sz w:val="21"/>
               </w:rPr>
               <w:t>Register on time → pay normal tax.</w:t>
@@ -604,9 +605,9 @@
       <w:r>
         <w:rPr>
           <w:rFonts w:ascii="Montserrat" w:hAnsi="Montserrat" w:cs="Montserrat" w:eastAsia="Montserrat"/>
-          <w:b w:val="0"/>
+          <w:b/>
           <w:i w:val="0"/>
-          <w:color w:val="2A2A33"/>
+          <w:color w:val="141418"/>
           <w:sz w:val="22"/>
         </w:rPr>
         <w:t>Since 2017, every UK individual has a £1,000 "trading allowance" — tax-free income from self-employment each tax year (6 April to 5 April). You do not need to register for Self Assessment if your TOTAL self-employed gross income for the year is £1,000 or less.</w:t>
@@ -719,7 +720,8 @@
             <w:r>
               <w:rPr>
                 <w:rFonts w:ascii="Montserrat" w:hAnsi="Montserrat" w:cs="Montserrat" w:eastAsia="Montserrat"/>
-                <w:color w:val="2A2A33"/>
+                <w:b/>
+                <w:color w:val="141418"/>
                 <w:sz w:val="18"/>
               </w:rPr>
               <w:t>£600 from Fiverr gigs</w:t>
@@ -746,7 +748,8 @@
             <w:r>
               <w:rPr>
                 <w:rFonts w:ascii="Montserrat" w:hAnsi="Montserrat" w:cs="Montserrat" w:eastAsia="Montserrat"/>
-                <w:color w:val="2A2A33"/>
+                <w:b/>
+                <w:color w:val="141418"/>
                 <w:sz w:val="18"/>
               </w:rPr>
               <w:t>NO — below £1,000</w:t>
@@ -778,7 +781,8 @@
             <w:r>
               <w:rPr>
                 <w:rFonts w:ascii="Montserrat" w:hAnsi="Montserrat" w:cs="Montserrat" w:eastAsia="Montserrat"/>
-                <w:color w:val="2A2A33"/>
+                <w:b/>
+                <w:color w:val="141418"/>
                 <w:sz w:val="18"/>
               </w:rPr>
               <w:t>£950 from YouTube AdSense</w:t>
@@ -805,7 +809,8 @@
             <w:r>
               <w:rPr>
                 <w:rFonts w:ascii="Montserrat" w:hAnsi="Montserrat" w:cs="Montserrat" w:eastAsia="Montserrat"/>
-                <w:color w:val="2A2A33"/>
+                <w:b/>
+                <w:color w:val="141418"/>
                 <w:sz w:val="18"/>
               </w:rPr>
               <w:t>NO — below £1,000 (just)</w:t>
@@ -837,7 +842,8 @@
             <w:r>
               <w:rPr>
                 <w:rFonts w:ascii="Montserrat" w:hAnsi="Montserrat" w:cs="Montserrat" w:eastAsia="Montserrat"/>
-                <w:color w:val="2A2A33"/>
+                <w:b/>
+                <w:color w:val="141418"/>
                 <w:sz w:val="18"/>
               </w:rPr>
               <w:t>£1,100 from eBay reselling</w:t>
@@ -864,7 +870,8 @@
             <w:r>
               <w:rPr>
                 <w:rFonts w:ascii="Montserrat" w:hAnsi="Montserrat" w:cs="Montserrat" w:eastAsia="Montserrat"/>
-                <w:color w:val="2A2A33"/>
+                <w:b/>
+                <w:color w:val="141418"/>
                 <w:sz w:val="18"/>
               </w:rPr>
               <w:t>YES — register</w:t>
@@ -896,7 +903,8 @@
             <w:r>
               <w:rPr>
                 <w:rFonts w:ascii="Montserrat" w:hAnsi="Montserrat" w:cs="Montserrat" w:eastAsia="Montserrat"/>
-                <w:color w:val="2A2A33"/>
+                <w:b/>
+                <w:color w:val="141418"/>
                 <w:sz w:val="18"/>
               </w:rPr>
               <w:t>£500 Fiverr + £600 Etsy = £1,100 total</w:t>
@@ -923,7 +931,8 @@
             <w:r>
               <w:rPr>
                 <w:rFonts w:ascii="Montserrat" w:hAnsi="Montserrat" w:cs="Montserrat" w:eastAsia="Montserrat"/>
-                <w:color w:val="2A2A33"/>
+                <w:b/>
+                <w:color w:val="141418"/>
                 <w:sz w:val="18"/>
               </w:rPr>
               <w:t>YES — it's the TOTAL that counts</w:t>
@@ -955,7 +964,8 @@
             <w:r>
               <w:rPr>
                 <w:rFonts w:ascii="Montserrat" w:hAnsi="Montserrat" w:cs="Montserrat" w:eastAsia="Montserrat"/>
-                <w:color w:val="2A2A33"/>
+                <w:b/>
+                <w:color w:val="141418"/>
                 <w:sz w:val="18"/>
               </w:rPr>
               <w:t>£4,000 from Upwork as a full freelance gig</w:t>
@@ -982,7 +992,8 @@
             <w:r>
               <w:rPr>
                 <w:rFonts w:ascii="Montserrat" w:hAnsi="Montserrat" w:cs="Montserrat" w:eastAsia="Montserrat"/>
-                <w:color w:val="2A2A33"/>
+                <w:b/>
+                <w:color w:val="141418"/>
                 <w:sz w:val="18"/>
               </w:rPr>
               <w:t>YES — register</w:t>
@@ -999,9 +1010,9 @@
       <w:r>
         <w:rPr>
           <w:rFonts w:ascii="Montserrat" w:hAnsi="Montserrat" w:cs="Montserrat" w:eastAsia="Montserrat"/>
-          <w:b w:val="0"/>
+          <w:b/>
           <w:i w:val="0"/>
-          <w:color w:val="2A2A33"/>
+          <w:color w:val="141418"/>
           <w:sz w:val="22"/>
         </w:rPr>
         <w:t>Note: even if you are under £1,000, you can OPTIONALLY register (e.g. to build a State Pension record or claim losses). But you don't have to.</w:t>
@@ -1069,9 +1080,9 @@
       <w:r>
         <w:rPr>
           <w:rFonts w:ascii="Montserrat" w:hAnsi="Montserrat" w:cs="Montserrat" w:eastAsia="Montserrat"/>
-          <w:b w:val="0"/>
+          <w:b/>
           <w:i w:val="0"/>
-          <w:color w:val="2A2A33"/>
+          <w:color w:val="141418"/>
           <w:sz w:val="22"/>
         </w:rPr>
         <w:t>You must register with HMRC by 5 October after the end of the tax year in which you exceeded £1,000. Example: you earned £1,500 via freelancing between April 2025 and April 2026. Deadline to register: 5 October 2026. Deadline to file your first return: 31 January 2027.</w:t>
@@ -1094,7 +1105,7 @@
       </w:pPr>
       <w:r>
         <w:rPr>
-          <w:color w:val="2A2A33"/>
+          <w:color w:val="141418"/>
           <w:sz w:val="22"/>
         </w:rPr>
         <w:t>Go to gov.uk/register-for-self-assessment.</w:t>
@@ -1106,7 +1117,7 @@
       </w:pPr>
       <w:r>
         <w:rPr>
-          <w:color w:val="2A2A33"/>
+          <w:color w:val="141418"/>
           <w:sz w:val="22"/>
         </w:rPr>
         <w:t>Fill out form CWF1 (self-employed).</w:t>
@@ -1118,7 +1129,7 @@
       </w:pPr>
       <w:r>
         <w:rPr>
-          <w:color w:val="2A2A33"/>
+          <w:color w:val="141418"/>
           <w:sz w:val="22"/>
         </w:rPr>
         <w:t>You'll receive a 10-digit Unique Taxpayer Reference (UTR) by post — guard this, you need it to file.</w:t>
@@ -1130,7 +1141,7 @@
       </w:pPr>
       <w:r>
         <w:rPr>
-          <w:color w:val="2A2A33"/>
+          <w:color w:val="141418"/>
           <w:sz w:val="22"/>
         </w:rPr>
         <w:t>Also get a Gateway ID &amp; password for the HMRC online service.</w:t>
@@ -1142,7 +1153,7 @@
       </w:pPr>
       <w:r>
         <w:rPr>
-          <w:color w:val="2A2A33"/>
+          <w:color w:val="141418"/>
           <w:sz w:val="22"/>
         </w:rPr>
         <w:t>Process takes ~2–4 weeks. Don't leave it to the last minute.</w:t>
@@ -1187,7 +1198,8 @@
             <w:r>
               <w:rPr>
                 <w:rFonts w:ascii="Montserrat" w:hAnsi="Montserrat" w:cs="Montserrat" w:eastAsia="Montserrat"/>
-                <w:color w:val="2A2A33"/>
+                <w:b/>
+                <w:color w:val="141418"/>
                 <w:sz w:val="21"/>
               </w:rPr>
               <w:t>Register EARLY. Waiting until late January</w:t>
@@ -1265,9 +1277,9 @@
       <w:r>
         <w:rPr>
           <w:rFonts w:ascii="Montserrat" w:hAnsi="Montserrat" w:cs="Montserrat" w:eastAsia="Montserrat"/>
-          <w:b w:val="0"/>
+          <w:b/>
           <w:i w:val="0"/>
-          <w:color w:val="2A2A33"/>
+          <w:color w:val="141418"/>
           <w:sz w:val="22"/>
         </w:rPr>
         <w:t>As a self-employed person, you pay two types of NI in addition to Income Tax:</w:t>
@@ -1398,7 +1410,8 @@
             <w:r>
               <w:rPr>
                 <w:rFonts w:ascii="Montserrat" w:hAnsi="Montserrat" w:cs="Montserrat" w:eastAsia="Montserrat"/>
-                <w:color w:val="2A2A33"/>
+                <w:b/>
+                <w:color w:val="141418"/>
                 <w:sz w:val="18"/>
               </w:rPr>
               <w:t>Class 2 NI</w:t>
@@ -1425,7 +1438,8 @@
             <w:r>
               <w:rPr>
                 <w:rFonts w:ascii="Montserrat" w:hAnsi="Montserrat" w:cs="Montserrat" w:eastAsia="Montserrat"/>
-                <w:color w:val="2A2A33"/>
+                <w:b/>
+                <w:color w:val="141418"/>
                 <w:sz w:val="18"/>
               </w:rPr>
               <w:t>Voluntary</w:t>
@@ -1452,7 +1466,8 @@
             <w:r>
               <w:rPr>
                 <w:rFonts w:ascii="Montserrat" w:hAnsi="Montserrat" w:cs="Montserrat" w:eastAsia="Montserrat"/>
-                <w:color w:val="2A2A33"/>
+                <w:b/>
+                <w:color w:val="141418"/>
                 <w:sz w:val="18"/>
               </w:rPr>
               <w:t>Abolished in 2024 for most. Voluntary if profits &lt; £6,725 to protect State Pension record.</w:t>
@@ -1484,7 +1499,8 @@
             <w:r>
               <w:rPr>
                 <w:rFonts w:ascii="Montserrat" w:hAnsi="Montserrat" w:cs="Montserrat" w:eastAsia="Montserrat"/>
-                <w:color w:val="2A2A33"/>
+                <w:b/>
+                <w:color w:val="141418"/>
                 <w:sz w:val="18"/>
               </w:rPr>
               <w:t>Class 4 NI</w:t>
@@ -1511,7 +1527,8 @@
             <w:r>
               <w:rPr>
                 <w:rFonts w:ascii="Montserrat" w:hAnsi="Montserrat" w:cs="Montserrat" w:eastAsia="Montserrat"/>
-                <w:color w:val="2A2A33"/>
+                <w:b/>
+                <w:color w:val="141418"/>
                 <w:sz w:val="18"/>
               </w:rPr>
               <w:t>6% / 2%</w:t>
@@ -1538,7 +1555,8 @@
             <w:r>
               <w:rPr>
                 <w:rFonts w:ascii="Montserrat" w:hAnsi="Montserrat" w:cs="Montserrat" w:eastAsia="Montserrat"/>
-                <w:color w:val="2A2A33"/>
+                <w:b/>
+                <w:color w:val="141418"/>
                 <w:sz w:val="18"/>
               </w:rPr>
               <w:t>6% on profits £12,570–£50,270. 2% on anything above £50,270.</w:t>
@@ -1555,9 +1573,9 @@
       <w:r>
         <w:rPr>
           <w:rFonts w:ascii="Montserrat" w:hAnsi="Montserrat" w:cs="Montserrat" w:eastAsia="Montserrat"/>
-          <w:b w:val="0"/>
+          <w:b/>
           <w:i w:val="0"/>
-          <w:color w:val="2A2A33"/>
+          <w:color w:val="141418"/>
           <w:sz w:val="22"/>
         </w:rPr>
         <w:t>NI is calculated on your PROFIT (income minus expenses), not on gross income. It's collected automatically as part of your Self Assessment — no separate filing.</w:t>
@@ -1602,7 +1620,8 @@
             <w:r>
               <w:rPr>
                 <w:rFonts w:ascii="Montserrat" w:hAnsi="Montserrat" w:cs="Montserrat" w:eastAsia="Montserrat"/>
-                <w:color w:val="2A2A33"/>
+                <w:b/>
+                <w:color w:val="141418"/>
                 <w:sz w:val="21"/>
               </w:rPr>
               <w:t>Under £6,725 profit? Consider paying voluntary Class 2 (£3.45/wk)</w:t>
@@ -1680,9 +1699,9 @@
       <w:r>
         <w:rPr>
           <w:rFonts w:ascii="Montserrat" w:hAnsi="Montserrat" w:cs="Montserrat" w:eastAsia="Montserrat"/>
-          <w:b w:val="0"/>
+          <w:b/>
           <w:i w:val="0"/>
-          <w:color w:val="2A2A33"/>
+          <w:color w:val="141418"/>
           <w:sz w:val="22"/>
         </w:rPr>
         <w:t>You pay tax on PROFIT, not on revenue. Every legitimate business expense you deduct directly reduces your tax bill. For a basic-rate taxpayer, every £1 of claimed expense saves 29p (20% tax + 6% Class 4 + roughly 3% overhead).</w:t>
@@ -1784,7 +1803,8 @@
             <w:r>
               <w:rPr>
                 <w:rFonts w:ascii="Montserrat" w:hAnsi="Montserrat" w:cs="Montserrat" w:eastAsia="Montserrat"/>
-                <w:color w:val="2A2A33"/>
+                <w:b/>
+                <w:color w:val="141418"/>
                 <w:sz w:val="18"/>
               </w:rPr>
               <w:t>Home office</w:t>
@@ -1811,7 +1831,8 @@
             <w:r>
               <w:rPr>
                 <w:rFonts w:ascii="Montserrat" w:hAnsi="Montserrat" w:cs="Montserrat" w:eastAsia="Montserrat"/>
-                <w:color w:val="2A2A33"/>
+                <w:b/>
+                <w:color w:val="141418"/>
                 <w:sz w:val="18"/>
               </w:rPr>
               <w:t>Flat rate £6/wk OR % of bills if &gt;25hrs/month from home</w:t>
@@ -1843,7 +1864,8 @@
             <w:r>
               <w:rPr>
                 <w:rFonts w:ascii="Montserrat" w:hAnsi="Montserrat" w:cs="Montserrat" w:eastAsia="Montserrat"/>
-                <w:color w:val="2A2A33"/>
+                <w:b/>
+                <w:color w:val="141418"/>
                 <w:sz w:val="18"/>
               </w:rPr>
               <w:t>Technology</w:t>
@@ -1870,7 +1892,8 @@
             <w:r>
               <w:rPr>
                 <w:rFonts w:ascii="Montserrat" w:hAnsi="Montserrat" w:cs="Montserrat" w:eastAsia="Montserrat"/>
-                <w:color w:val="2A2A33"/>
+                <w:b/>
+                <w:color w:val="141418"/>
                 <w:sz w:val="18"/>
               </w:rPr>
               <w:t>Laptop, phone (business %), software subscriptions</w:t>
@@ -1902,7 +1925,8 @@
             <w:r>
               <w:rPr>
                 <w:rFonts w:ascii="Montserrat" w:hAnsi="Montserrat" w:cs="Montserrat" w:eastAsia="Montserrat"/>
-                <w:color w:val="2A2A33"/>
+                <w:b/>
+                <w:color w:val="141418"/>
                 <w:sz w:val="18"/>
               </w:rPr>
               <w:t>Travel</w:t>
@@ -1929,7 +1953,8 @@
             <w:r>
               <w:rPr>
                 <w:rFonts w:ascii="Montserrat" w:hAnsi="Montserrat" w:cs="Montserrat" w:eastAsia="Montserrat"/>
-                <w:color w:val="2A2A33"/>
+                <w:b/>
+                <w:color w:val="141418"/>
                 <w:sz w:val="18"/>
               </w:rPr>
               <w:t>Mileage @45p/mi for first 10k, train/bus fares</w:t>
@@ -1961,7 +1986,8 @@
             <w:r>
               <w:rPr>
                 <w:rFonts w:ascii="Montserrat" w:hAnsi="Montserrat" w:cs="Montserrat" w:eastAsia="Montserrat"/>
-                <w:color w:val="2A2A33"/>
+                <w:b/>
+                <w:color w:val="141418"/>
                 <w:sz w:val="18"/>
               </w:rPr>
               <w:t>Professional</w:t>
@@ -1988,7 +2014,8 @@
             <w:r>
               <w:rPr>
                 <w:rFonts w:ascii="Montserrat" w:hAnsi="Montserrat" w:cs="Montserrat" w:eastAsia="Montserrat"/>
-                <w:color w:val="2A2A33"/>
+                <w:b/>
+                <w:color w:val="141418"/>
                 <w:sz w:val="18"/>
               </w:rPr>
               <w:t>Accountant fees, business bank charges, courses</w:t>
@@ -2020,7 +2047,8 @@
             <w:r>
               <w:rPr>
                 <w:rFonts w:ascii="Montserrat" w:hAnsi="Montserrat" w:cs="Montserrat" w:eastAsia="Montserrat"/>
-                <w:color w:val="2A2A33"/>
+                <w:b/>
+                <w:color w:val="141418"/>
                 <w:sz w:val="18"/>
               </w:rPr>
               <w:t>Marketing</w:t>
@@ -2047,7 +2075,8 @@
             <w:r>
               <w:rPr>
                 <w:rFonts w:ascii="Montserrat" w:hAnsi="Montserrat" w:cs="Montserrat" w:eastAsia="Montserrat"/>
-                <w:color w:val="2A2A33"/>
+                <w:b/>
+                <w:color w:val="141418"/>
                 <w:sz w:val="18"/>
               </w:rPr>
               <w:t>Website hosting, domain, ads, business cards</w:t>
@@ -2079,7 +2108,8 @@
             <w:r>
               <w:rPr>
                 <w:rFonts w:ascii="Montserrat" w:hAnsi="Montserrat" w:cs="Montserrat" w:eastAsia="Montserrat"/>
-                <w:color w:val="2A2A33"/>
+                <w:b/>
+                <w:color w:val="141418"/>
                 <w:sz w:val="18"/>
               </w:rPr>
               <w:t>Subscriptions</w:t>
@@ -2106,7 +2136,8 @@
             <w:r>
               <w:rPr>
                 <w:rFonts w:ascii="Montserrat" w:hAnsi="Montserrat" w:cs="Montserrat" w:eastAsia="Montserrat"/>
-                <w:color w:val="2A2A33"/>
+                <w:b/>
+                <w:color w:val="141418"/>
                 <w:sz w:val="18"/>
               </w:rPr>
               <w:t>Trade magazines, membership fees, platform fees</w:t>
@@ -2138,7 +2169,8 @@
             <w:r>
               <w:rPr>
                 <w:rFonts w:ascii="Montserrat" w:hAnsi="Montserrat" w:cs="Montserrat" w:eastAsia="Montserrat"/>
-                <w:color w:val="2A2A33"/>
+                <w:b/>
+                <w:color w:val="141418"/>
                 <w:sz w:val="18"/>
               </w:rPr>
               <w:t>Stationery</w:t>
@@ -2165,7 +2197,8 @@
             <w:r>
               <w:rPr>
                 <w:rFonts w:ascii="Montserrat" w:hAnsi="Montserrat" w:cs="Montserrat" w:eastAsia="Montserrat"/>
-                <w:color w:val="2A2A33"/>
+                <w:b/>
+                <w:color w:val="141418"/>
                 <w:sz w:val="18"/>
               </w:rPr>
               <w:t>Printer paper, ink, postage</w:t>
@@ -2182,9 +2215,9 @@
       <w:r>
         <w:rPr>
           <w:rFonts w:ascii="Montserrat" w:hAnsi="Montserrat" w:cs="Montserrat" w:eastAsia="Montserrat"/>
-          <w:b w:val="0"/>
+          <w:b/>
           <w:i w:val="0"/>
-          <w:color w:val="2A2A33"/>
+          <w:color w:val="141418"/>
           <w:sz w:val="22"/>
         </w:rPr>
         <w:t>Golden rule: the expense must be "wholly and exclusively" for business. A laptop used 70% for work, 30% personal = claim 70%. A Netflix subscription you use "sometimes for research" = DON'T claim.</w:t>
@@ -2252,9 +2285,9 @@
       <w:r>
         <w:rPr>
           <w:rFonts w:ascii="Montserrat" w:hAnsi="Montserrat" w:cs="Montserrat" w:eastAsia="Montserrat"/>
-          <w:b w:val="0"/>
+          <w:b/>
           <w:i w:val="0"/>
-          <w:color w:val="2A2A33"/>
+          <w:color w:val="141418"/>
           <w:sz w:val="22"/>
         </w:rPr>
         <w:t>HMRC requires you to keep records for at least 5 years after the filing deadline. For simple freelancers, this can be a spreadsheet plus a folder of receipts. You do NOT need commercial accounting software unless your turnover exceeds £90,000 (VAT threshold) or you file under Making Tax Digital.</w:t>
@@ -2277,7 +2310,7 @@
       </w:pPr>
       <w:r>
         <w:rPr>
-          <w:color w:val="2A2A33"/>
+          <w:color w:val="141418"/>
           <w:sz w:val="22"/>
         </w:rPr>
         <w:t>All sales invoices or self-billing records (what you charged, when, to whom).</w:t>
@@ -2289,7 +2322,7 @@
       </w:pPr>
       <w:r>
         <w:rPr>
-          <w:color w:val="2A2A33"/>
+          <w:color w:val="141418"/>
           <w:sz w:val="22"/>
         </w:rPr>
         <w:t>All purchase receipts or online order confirmations.</w:t>
@@ -2301,7 +2334,7 @@
       </w:pPr>
       <w:r>
         <w:rPr>
-          <w:color w:val="2A2A33"/>
+          <w:color w:val="141418"/>
           <w:sz w:val="22"/>
         </w:rPr>
         <w:t>Business bank/PayPal/Stripe statements.</w:t>
@@ -2313,7 +2346,7 @@
       </w:pPr>
       <w:r>
         <w:rPr>
-          <w:color w:val="2A2A33"/>
+          <w:color w:val="141418"/>
           <w:sz w:val="22"/>
         </w:rPr>
         <w:t>Mileage log for business car journeys.</w:t>
@@ -2325,7 +2358,7 @@
       </w:pPr>
       <w:r>
         <w:rPr>
-          <w:color w:val="2A2A33"/>
+          <w:color w:val="141418"/>
           <w:sz w:val="22"/>
         </w:rPr>
         <w:t>Home office hours log if using the actual-cost method.</w:t>
@@ -2370,7 +2403,8 @@
             <w:r>
               <w:rPr>
                 <w:rFonts w:ascii="Montserrat" w:hAnsi="Montserrat" w:cs="Montserrat" w:eastAsia="Montserrat"/>
-                <w:color w:val="2A2A33"/>
+                <w:b/>
+                <w:color w:val="141418"/>
                 <w:sz w:val="21"/>
               </w:rPr>
               <w:t>Open a SEPARATE bank account for your self-employment.</w:t>
@@ -2566,7 +2600,8 @@
             <w:r>
               <w:rPr>
                 <w:rFonts w:ascii="Montserrat" w:hAnsi="Montserrat" w:cs="Montserrat" w:eastAsia="Montserrat"/>
-                <w:color w:val="2A2A33"/>
+                <w:b/>
+                <w:color w:val="141418"/>
                 <w:sz w:val="18"/>
               </w:rPr>
               <w:t>6 April</w:t>
@@ -2593,7 +2628,8 @@
             <w:r>
               <w:rPr>
                 <w:rFonts w:ascii="Montserrat" w:hAnsi="Montserrat" w:cs="Montserrat" w:eastAsia="Montserrat"/>
-                <w:color w:val="2A2A33"/>
+                <w:b/>
+                <w:color w:val="141418"/>
                 <w:sz w:val="18"/>
               </w:rPr>
               <w:t>New tax year starts</w:t>
@@ -2620,7 +2656,8 @@
             <w:r>
               <w:rPr>
                 <w:rFonts w:ascii="Montserrat" w:hAnsi="Montserrat" w:cs="Montserrat" w:eastAsia="Montserrat"/>
-                <w:color w:val="2A2A33"/>
+                <w:b/>
+                <w:color w:val="141418"/>
                 <w:sz w:val="18"/>
               </w:rPr>
               <w:t>—</w:t>
@@ -2652,7 +2689,8 @@
             <w:r>
               <w:rPr>
                 <w:rFonts w:ascii="Montserrat" w:hAnsi="Montserrat" w:cs="Montserrat" w:eastAsia="Montserrat"/>
-                <w:color w:val="2A2A33"/>
+                <w:b/>
+                <w:color w:val="141418"/>
                 <w:sz w:val="18"/>
               </w:rPr>
               <w:t>5 April next</w:t>
@@ -2679,7 +2717,8 @@
             <w:r>
               <w:rPr>
                 <w:rFonts w:ascii="Montserrat" w:hAnsi="Montserrat" w:cs="Montserrat" w:eastAsia="Montserrat"/>
-                <w:color w:val="2A2A33"/>
+                <w:b/>
+                <w:color w:val="141418"/>
                 <w:sz w:val="18"/>
               </w:rPr>
               <w:t>Tax year ends</w:t>
@@ -2706,7 +2745,8 @@
             <w:r>
               <w:rPr>
                 <w:rFonts w:ascii="Montserrat" w:hAnsi="Montserrat" w:cs="Montserrat" w:eastAsia="Montserrat"/>
-                <w:color w:val="2A2A33"/>
+                <w:b/>
+                <w:color w:val="141418"/>
                 <w:sz w:val="18"/>
               </w:rPr>
               <w:t>—</w:t>
@@ -2738,7 +2778,8 @@
             <w:r>
               <w:rPr>
                 <w:rFonts w:ascii="Montserrat" w:hAnsi="Montserrat" w:cs="Montserrat" w:eastAsia="Montserrat"/>
-                <w:color w:val="2A2A33"/>
+                <w:b/>
+                <w:color w:val="141418"/>
                 <w:sz w:val="18"/>
               </w:rPr>
               <w:t>5 October</w:t>
@@ -2765,7 +2806,8 @@
             <w:r>
               <w:rPr>
                 <w:rFonts w:ascii="Montserrat" w:hAnsi="Montserrat" w:cs="Montserrat" w:eastAsia="Montserrat"/>
-                <w:color w:val="2A2A33"/>
+                <w:b/>
+                <w:color w:val="141418"/>
                 <w:sz w:val="18"/>
               </w:rPr>
               <w:t>Deadline to register if first year of trading</w:t>
@@ -2792,7 +2834,8 @@
             <w:r>
               <w:rPr>
                 <w:rFonts w:ascii="Montserrat" w:hAnsi="Montserrat" w:cs="Montserrat" w:eastAsia="Montserrat"/>
-                <w:color w:val="2A2A33"/>
+                <w:b/>
+                <w:color w:val="141418"/>
                 <w:sz w:val="18"/>
               </w:rPr>
               <w:t>£100 + %age</w:t>
@@ -2824,7 +2867,8 @@
             <w:r>
               <w:rPr>
                 <w:rFonts w:ascii="Montserrat" w:hAnsi="Montserrat" w:cs="Montserrat" w:eastAsia="Montserrat"/>
-                <w:color w:val="2A2A33"/>
+                <w:b/>
+                <w:color w:val="141418"/>
                 <w:sz w:val="18"/>
               </w:rPr>
               <w:t>31 October</w:t>
@@ -2851,7 +2895,8 @@
             <w:r>
               <w:rPr>
                 <w:rFonts w:ascii="Montserrat" w:hAnsi="Montserrat" w:cs="Montserrat" w:eastAsia="Montserrat"/>
-                <w:color w:val="2A2A33"/>
+                <w:b/>
+                <w:color w:val="141418"/>
                 <w:sz w:val="18"/>
               </w:rPr>
               <w:t>Paper return deadline (rarely used now)</w:t>
@@ -2878,7 +2923,8 @@
             <w:r>
               <w:rPr>
                 <w:rFonts w:ascii="Montserrat" w:hAnsi="Montserrat" w:cs="Montserrat" w:eastAsia="Montserrat"/>
-                <w:color w:val="2A2A33"/>
+                <w:b/>
+                <w:color w:val="141418"/>
                 <w:sz w:val="18"/>
               </w:rPr>
               <w:t>£100</w:t>
@@ -2910,7 +2956,8 @@
             <w:r>
               <w:rPr>
                 <w:rFonts w:ascii="Montserrat" w:hAnsi="Montserrat" w:cs="Montserrat" w:eastAsia="Montserrat"/>
-                <w:color w:val="2A2A33"/>
+                <w:b/>
+                <w:color w:val="141418"/>
                 <w:sz w:val="18"/>
               </w:rPr>
               <w:t>31 January</w:t>
@@ -2937,7 +2984,8 @@
             <w:r>
               <w:rPr>
                 <w:rFonts w:ascii="Montserrat" w:hAnsi="Montserrat" w:cs="Montserrat" w:eastAsia="Montserrat"/>
-                <w:color w:val="2A2A33"/>
+                <w:b/>
+                <w:color w:val="141418"/>
                 <w:sz w:val="18"/>
               </w:rPr>
               <w:t>Online return deadline + final tax payment</w:t>
@@ -2964,7 +3012,8 @@
             <w:r>
               <w:rPr>
                 <w:rFonts w:ascii="Montserrat" w:hAnsi="Montserrat" w:cs="Montserrat" w:eastAsia="Montserrat"/>
-                <w:color w:val="2A2A33"/>
+                <w:b/>
+                <w:color w:val="141418"/>
                 <w:sz w:val="18"/>
               </w:rPr>
               <w:t>£100 + daily £10</w:t>
@@ -2996,7 +3045,8 @@
             <w:r>
               <w:rPr>
                 <w:rFonts w:ascii="Montserrat" w:hAnsi="Montserrat" w:cs="Montserrat" w:eastAsia="Montserrat"/>
-                <w:color w:val="2A2A33"/>
+                <w:b/>
+                <w:color w:val="141418"/>
                 <w:sz w:val="18"/>
               </w:rPr>
               <w:t>31 July</w:t>
@@ -3023,7 +3073,8 @@
             <w:r>
               <w:rPr>
                 <w:rFonts w:ascii="Montserrat" w:hAnsi="Montserrat" w:cs="Montserrat" w:eastAsia="Montserrat"/>
-                <w:color w:val="2A2A33"/>
+                <w:b/>
+                <w:color w:val="141418"/>
                 <w:sz w:val="18"/>
               </w:rPr>
               <w:t>Payment on account (2nd instalment)</w:t>
@@ -3050,7 +3101,8 @@
             <w:r>
               <w:rPr>
                 <w:rFonts w:ascii="Montserrat" w:hAnsi="Montserrat" w:cs="Montserrat" w:eastAsia="Montserrat"/>
-                <w:color w:val="2A2A33"/>
+                <w:b/>
+                <w:color w:val="141418"/>
                 <w:sz w:val="18"/>
               </w:rPr>
               <w:t>Interest on arrears</w:t>
@@ -3067,9 +3119,9 @@
       <w:r>
         <w:rPr>
           <w:rFonts w:ascii="Montserrat" w:hAnsi="Montserrat" w:cs="Montserrat" w:eastAsia="Montserrat"/>
-          <w:b w:val="0"/>
+          <w:b/>
           <w:i w:val="0"/>
-          <w:color w:val="2A2A33"/>
+          <w:color w:val="141418"/>
           <w:sz w:val="22"/>
         </w:rPr>
         <w:t>The 31 January deadline is the BIG one. Missing it by a day = instant £100 penalty, regardless of whether you owe anything. Miss it by 3 months and you accrue £10/day fines, capped at £900 plus percentages of tax owed.</w:t>
@@ -3137,9 +3189,9 @@
       <w:r>
         <w:rPr>
           <w:rFonts w:ascii="Montserrat" w:hAnsi="Montserrat" w:cs="Montserrat" w:eastAsia="Montserrat"/>
-          <w:b w:val="0"/>
+          <w:b/>
           <w:i w:val="0"/>
-          <w:color w:val="2A2A33"/>
+          <w:color w:val="141418"/>
           <w:sz w:val="22"/>
         </w:rPr>
         <w:t>This catches almost every new freelancer. If your tax bill in year 1 exceeds £1,000, HMRC asks you to pay TWO things on 31 January: the tax you owe PLUS half of next year's estimated tax.</w:t>
@@ -3163,9 +3215,9 @@
       <w:r>
         <w:rPr>
           <w:rFonts w:ascii="Montserrat" w:hAnsi="Montserrat" w:cs="Montserrat" w:eastAsia="Montserrat"/>
-          <w:b w:val="0"/>
+          <w:b/>
           <w:i w:val="0"/>
-          <w:color w:val="2A2A33"/>
+          <w:color w:val="141418"/>
           <w:sz w:val="22"/>
         </w:rPr>
         <w:t>Your 2025/26 tax return (filed by 31 Jan 2027) shows a tax bill of £3,000. On 31 January 2027 you owe:</w:t>
@@ -3177,7 +3229,7 @@
       </w:pPr>
       <w:r>
         <w:rPr>
-          <w:color w:val="2A2A33"/>
+          <w:color w:val="141418"/>
           <w:sz w:val="22"/>
         </w:rPr>
         <w:t>£3,000 — the actual tax for the year just ended.</w:t>
@@ -3189,7 +3241,7 @@
       </w:pPr>
       <w:r>
         <w:rPr>
-          <w:color w:val="2A2A33"/>
+          <w:color w:val="141418"/>
           <w:sz w:val="22"/>
         </w:rPr>
         <w:t>£1,500 — half of 2026/27 tax, estimated at the same £3,000.</w:t>
@@ -3201,7 +3253,7 @@
       </w:pPr>
       <w:r>
         <w:rPr>
-          <w:color w:val="2A2A33"/>
+          <w:color w:val="141418"/>
           <w:sz w:val="22"/>
         </w:rPr>
         <w:t>TOTAL DUE 31 JAN: £4,500.</w:t>
@@ -3214,9 +3266,9 @@
       <w:r>
         <w:rPr>
           <w:rFonts w:ascii="Montserrat" w:hAnsi="Montserrat" w:cs="Montserrat" w:eastAsia="Montserrat"/>
-          <w:b w:val="0"/>
+          <w:b/>
           <w:i w:val="0"/>
-          <w:color w:val="2A2A33"/>
+          <w:color w:val="141418"/>
           <w:sz w:val="22"/>
         </w:rPr>
         <w:t>Then on 31 July 2027 you owe the OTHER £1,500. In effect, you're paying 150% of a year's tax in January of year 2. This is the "January surprise" that sinks many freelancers' finances.</w:t>
@@ -3261,7 +3313,8 @@
             <w:r>
               <w:rPr>
                 <w:rFonts w:ascii="Montserrat" w:hAnsi="Montserrat" w:cs="Montserrat" w:eastAsia="Montserrat"/>
-                <w:color w:val="2A2A33"/>
+                <w:b/>
+                <w:color w:val="141418"/>
                 <w:sz w:val="21"/>
               </w:rPr>
               <w:t>From day 1 of freelancing, save 30% of every payment</w:t>
@@ -3339,9 +3392,9 @@
       <w:r>
         <w:rPr>
           <w:rFonts w:ascii="Montserrat" w:hAnsi="Montserrat" w:cs="Montserrat" w:eastAsia="Montserrat"/>
-          <w:b w:val="0"/>
+          <w:b/>
           <w:i w:val="0"/>
-          <w:color w:val="2A2A33"/>
+          <w:color w:val="141418"/>
           <w:sz w:val="22"/>
         </w:rPr>
         <w:t>For most side-hustlers earning £1,000–£30,000/year, DIY via HMRC's online Self Assessment is perfectly adequate. It's free, the form is straightforward, and the interface is surprisingly well-designed.</w:t>
@@ -3364,7 +3417,7 @@
       </w:pPr>
       <w:r>
         <w:rPr>
-          <w:color w:val="2A2A33"/>
+          <w:color w:val="141418"/>
           <w:sz w:val="22"/>
         </w:rPr>
         <w:t>Earn over £50,000+ profit and want tax-efficient planning.</w:t>
@@ -3376,7 +3429,7 @@
       </w:pPr>
       <w:r>
         <w:rPr>
-          <w:color w:val="2A2A33"/>
+          <w:color w:val="141418"/>
           <w:sz w:val="22"/>
         </w:rPr>
         <w:t>Are considering forming a limited company.</w:t>
@@ -3388,7 +3441,7 @@
       </w:pPr>
       <w:r>
         <w:rPr>
-          <w:color w:val="2A2A33"/>
+          <w:color w:val="141418"/>
           <w:sz w:val="22"/>
         </w:rPr>
         <w:t>Have complex income (multiple sources, international clients, crypto, rental).</w:t>
@@ -3400,7 +3453,7 @@
       </w:pPr>
       <w:r>
         <w:rPr>
-          <w:color w:val="2A2A33"/>
+          <w:color w:val="141418"/>
           <w:sz w:val="22"/>
         </w:rPr>
         <w:t>Have £5,000+ of equipment or capital allowances.</w:t>
@@ -3412,7 +3465,7 @@
       </w:pPr>
       <w:r>
         <w:rPr>
-          <w:color w:val="2A2A33"/>
+          <w:color w:val="141418"/>
           <w:sz w:val="22"/>
         </w:rPr>
         <w:t>Are subject to an HMRC enquiry — get professional help immediately.</w:t>
@@ -3424,7 +3477,7 @@
       </w:pPr>
       <w:r>
         <w:rPr>
-          <w:color w:val="2A2A33"/>
+          <w:color w:val="141418"/>
           <w:sz w:val="22"/>
         </w:rPr>
         <w:t>Simply value your time at more than £30/hour (a simple return takes ~6 hours).</w:t>
@@ -3437,9 +3490,9 @@
       <w:r>
         <w:rPr>
           <w:rFonts w:ascii="Montserrat" w:hAnsi="Montserrat" w:cs="Montserrat" w:eastAsia="Montserrat"/>
-          <w:b w:val="0"/>
+          <w:b/>
           <w:i w:val="0"/>
-          <w:color w:val="2A2A33"/>
+          <w:color w:val="141418"/>
           <w:sz w:val="22"/>
         </w:rPr>
         <w:t>Typical fees in 2026: £200–£400 for a simple Self Assessment, £600–£1,200 annually for full ltd company accounts. In most cases the accountant saves you more than their fee by spotting allowances you'd miss.</w:t>
@@ -3506,7 +3559,7 @@
       </w:pPr>
       <w:r>
         <w:rPr>
-          <w:color w:val="2A2A33"/>
+          <w:color w:val="141418"/>
           <w:sz w:val="22"/>
         </w:rPr>
         <w:t>£1,000 trading allowance — below this, no registration needed.</w:t>
@@ -3518,7 +3571,7 @@
       </w:pPr>
       <w:r>
         <w:rPr>
-          <w:color w:val="2A2A33"/>
+          <w:color w:val="141418"/>
           <w:sz w:val="22"/>
         </w:rPr>
         <w:t>Register for Self Assessment by 5 October after you cross the threshold.</w:t>
@@ -3530,7 +3583,7 @@
       </w:pPr>
       <w:r>
         <w:rPr>
-          <w:color w:val="2A2A33"/>
+          <w:color w:val="141418"/>
           <w:sz w:val="22"/>
         </w:rPr>
         <w:t>Tax is on PROFIT not revenue — track every allowable expense.</w:t>
@@ -3542,7 +3595,7 @@
       </w:pPr>
       <w:r>
         <w:rPr>
-          <w:color w:val="2A2A33"/>
+          <w:color w:val="141418"/>
           <w:sz w:val="22"/>
         </w:rPr>
         <w:t>Separate bank account + spreadsheet = adequate records for most freelancers.</w:t>
@@ -3554,7 +3607,7 @@
       </w:pPr>
       <w:r>
         <w:rPr>
-          <w:color w:val="2A2A33"/>
+          <w:color w:val="141418"/>
           <w:sz w:val="22"/>
         </w:rPr>
         <w:t>31 January is the deadline for everything. Missing it costs £100 minimum.</w:t>
@@ -3566,7 +3619,7 @@
       </w:pPr>
       <w:r>
         <w:rPr>
-          <w:color w:val="2A2A33"/>
+          <w:color w:val="141418"/>
           <w:sz w:val="22"/>
         </w:rPr>
         <w:t>Save 30% of every freelance payment into a tax pot.</w:t>
@@ -3578,7 +3631,7 @@
       </w:pPr>
       <w:r>
         <w:rPr>
-          <w:color w:val="2A2A33"/>
+          <w:color w:val="141418"/>
           <w:sz w:val="22"/>
         </w:rPr>
         <w:t>Payments on account = you may owe 150% in January of year 2. Plan for this.</w:t>
@@ -3590,7 +3643,7 @@
       </w:pPr>
       <w:r>
         <w:rPr>
-          <w:color w:val="2A2A33"/>
+          <w:color w:val="141418"/>
           <w:sz w:val="22"/>
         </w:rPr>
         <w:t>Hire an accountant once your income or complexity justifies £300+/year.</w:t>
@@ -3613,7 +3666,7 @@
       </w:pPr>
       <w:r>
         <w:rPr>
-          <w:color w:val="2A2A33"/>
+          <w:color w:val="141418"/>
           <w:sz w:val="22"/>
         </w:rPr>
         <w:t>Day 1: Add up last 12 months of side income. Are you above £1,000?</w:t>
@@ -3625,7 +3678,7 @@
       </w:pPr>
       <w:r>
         <w:rPr>
-          <w:color w:val="2A2A33"/>
+          <w:color w:val="141418"/>
           <w:sz w:val="22"/>
         </w:rPr>
         <w:t>Day 2–3: If yes, register for Self Assessment at gov.uk/register-for-self-assessment.</w:t>
@@ -3637,7 +3690,7 @@
       </w:pPr>
       <w:r>
         <w:rPr>
-          <w:color w:val="2A2A33"/>
+          <w:color w:val="141418"/>
           <w:sz w:val="22"/>
         </w:rPr>
         <w:t>Day 4: Open a separate "business" current account (Starling or Monzo business are popular).</w:t>
@@ -3649,7 +3702,7 @@
       </w:pPr>
       <w:r>
         <w:rPr>
-          <w:color w:val="2A2A33"/>
+          <w:color w:val="141418"/>
           <w:sz w:val="22"/>
         </w:rPr>
         <w:t>Day 5: Start a simple spreadsheet — Date / Description / Income / Expense / Category.</w:t>
@@ -3661,7 +3714,7 @@
       </w:pPr>
       <w:r>
         <w:rPr>
-          <w:color w:val="2A2A33"/>
+          <w:color w:val="141418"/>
           <w:sz w:val="22"/>
         </w:rPr>
         <w:t>Day 6: Open a separate savings account labelled "TAX". Set up a 30% rule.</w:t>
@@ -3673,7 +3726,7 @@
       </w:pPr>
       <w:r>
         <w:rPr>
-          <w:color w:val="2A2A33"/>
+          <w:color w:val="141418"/>
           <w:sz w:val="22"/>
         </w:rPr>
         <w:t>Day 7–14: Back-fill your records for the current tax year to date.</w:t>
@@ -3686,9 +3739,9 @@
       <w:r>
         <w:rPr>
           <w:rFonts w:ascii="Montserrat" w:hAnsi="Montserrat" w:cs="Montserrat" w:eastAsia="Montserrat"/>
-          <w:b w:val="0"/>
+          <w:b/>
           <w:i w:val="0"/>
-          <w:color w:val="2A2A33"/>
+          <w:color w:val="141418"/>
           <w:sz w:val="22"/>
         </w:rPr>
         <w:t>Visit www.incomeonline.info to discover 199+ legitimate platforms for freelancing, gigs and remote work — each one potentially a tax-deductible business activity.</w:t>
@@ -4270,7 +4323,8 @@
     </w:pPr>
     <w:rPr>
       <w:rFonts w:ascii="Montserrat" w:hAnsi="Montserrat" w:cs="Montserrat" w:eastAsia="Montserrat"/>
-      <w:color w:val="2A2A33"/>
+      <w:b/>
+      <w:color w:val="141418"/>
       <w:sz w:val="22"/>
     </w:rPr>
   </w:style>
@@ -4805,6 +4859,7 @@
     </w:pPr>
     <w:rPr>
       <w:rFonts w:ascii="Montserrat" w:hAnsi="Montserrat" w:cs="Montserrat" w:eastAsia="Montserrat"/>
+      <w:b/>
     </w:rPr>
   </w:style>
   <w:style w:type="paragraph" w:styleId="ListBullet2">
@@ -4847,6 +4902,7 @@
     </w:pPr>
     <w:rPr>
       <w:rFonts w:ascii="Montserrat" w:hAnsi="Montserrat" w:cs="Montserrat" w:eastAsia="Montserrat"/>
+      <w:b/>
     </w:rPr>
   </w:style>
   <w:style w:type="paragraph" w:styleId="ListNumber2">
